--- a/docs/homeworks/ancova_homework/ancova_homework.docx
+++ b/docs/homeworks/ancova_homework/ancova_homework.docx
@@ -1102,7 +1102,7 @@
         <w:rPr>
           <w:rStyle w:val="VerbatimChar"/>
         </w:rPr>
-        <w:t xml:space="preserve">&lt;bytecode: 0x949fe3700&gt;</w:t>
+        <w:t xml:space="preserve">&lt;bytecode: 0xc9b2ff540&gt;</w:t>
       </w:r>
       <w:r>
         <w:br/>

--- a/docs/homeworks/ancova_homework/ancova_homework.docx
+++ b/docs/homeworks/ancova_homework/ancova_homework.docx
@@ -1102,7 +1102,7 @@
         <w:rPr>
           <w:rStyle w:val="VerbatimChar"/>
         </w:rPr>
-        <w:t xml:space="preserve">&lt;bytecode: 0xc9b2ff540&gt;</w:t>
+        <w:t xml:space="preserve">&lt;bytecode: 0xae9323540&gt;</w:t>
       </w:r>
       <w:r>
         <w:br/>

--- a/docs/homeworks/ancova_homework/ancova_homework.docx
+++ b/docs/homeworks/ancova_homework/ancova_homework.docx
@@ -1102,7 +1102,7 @@
         <w:rPr>
           <w:rStyle w:val="VerbatimChar"/>
         </w:rPr>
-        <w:t xml:space="preserve">&lt;bytecode: 0xae9323540&gt;</w:t>
+        <w:t xml:space="preserve">&lt;bytecode: 0xad62b9bd0&gt;</w:t>
       </w:r>
       <w:r>
         <w:br/>

--- a/docs/homeworks/ancova_homework/ancova_homework.docx
+++ b/docs/homeworks/ancova_homework/ancova_homework.docx
@@ -1102,7 +1102,7 @@
         <w:rPr>
           <w:rStyle w:val="VerbatimChar"/>
         </w:rPr>
-        <w:t xml:space="preserve">&lt;bytecode: 0xad62b9bd0&gt;</w:t>
+        <w:t xml:space="preserve">&lt;bytecode: 0xaa9323540&gt;</w:t>
       </w:r>
       <w:r>
         <w:br/>
@@ -2942,7 +2942,7 @@
         <w:bottom w:color="FF0000" w:space="1" w:sz="8" w:val="single"/>
         <w:right w:color="FF0000" w:space="4" w:sz="8" w:val="single"/>
       </w:pBdr>
-      <w:shd w:color="auto" w:fill="auto" w:val="pct15"/>
+      <w:shd w:color="auto" w:fill="FBFBFB" w:val="clear"/>
       <w:spacing w:after="120" w:before="120"/>
       <w:ind w:left="432" w:right="432"/>
     </w:pPr>
@@ -2958,12 +2958,12 @@
     <w:rsid w:val="00771E03"/>
     <w:pPr>
       <w:pBdr>
-        <w:top w:color="auto" w:space="1" w:sz="8" w:val="single"/>
-        <w:left w:color="auto" w:space="4" w:sz="8" w:val="single"/>
-        <w:bottom w:color="auto" w:space="1" w:sz="8" w:val="single"/>
-        <w:right w:color="auto" w:space="4" w:sz="8" w:val="single"/>
+        <w:top w:color="BFBFBF" w:space="1" w:sz="6" w:val="single"/>
+        <w:left w:color="BFBFBF" w:space="4" w:sz="6" w:val="single"/>
+        <w:bottom w:color="BFBFBF" w:space="1" w:sz="6" w:val="single"/>
+        <w:right w:color="BFBFBF" w:space="4" w:sz="6" w:val="single"/>
       </w:pBdr>
-      <w:shd w:color="auto" w:fill="auto" w:val="pct15"/>
+      <w:shd w:color="auto" w:fill="FBFBFB" w:val="clear"/>
       <w:spacing w:after="240" w:before="240"/>
       <w:ind w:left="432" w:right="432"/>
     </w:pPr>
@@ -2978,7 +2978,13 @@
     <w:qFormat/>
     <w:rsid w:val="00771E03"/>
     <w:pPr>
-      <w:shd w:color="auto" w:fill="auto" w:val="pct15"/>
+      <w:pBdr>
+        <w:top w:color="BFBFBF" w:space="1" w:sz="6" w:val="single"/>
+        <w:left w:color="BFBFBF" w:space="4" w:sz="6" w:val="single"/>
+        <w:bottom w:color="BFBFBF" w:space="1" w:sz="6" w:val="single"/>
+        <w:right w:color="BFBFBF" w:space="4" w:sz="6" w:val="single"/>
+      </w:pBdr>
+      <w:shd w:color="auto" w:fill="FBFBFB" w:val="clear"/>
       <w:spacing w:after="240" w:before="240"/>
       <w:ind w:left="432" w:right="432"/>
     </w:pPr>

--- a/docs/homeworks/ancova_homework/ancova_homework.docx
+++ b/docs/homeworks/ancova_homework/ancova_homework.docx
@@ -1102,7 +1102,7 @@
         <w:rPr>
           <w:rStyle w:val="VerbatimChar"/>
         </w:rPr>
-        <w:t xml:space="preserve">&lt;bytecode: 0xaa9323540&gt;</w:t>
+        <w:t xml:space="preserve">&lt;bytecode: 0xa311e3540&gt;</w:t>
       </w:r>
       <w:r>
         <w:br/>

--- a/docs/homeworks/ancova_homework/ancova_homework.docx
+++ b/docs/homeworks/ancova_homework/ancova_homework.docx
@@ -1102,7 +1102,7 @@
         <w:rPr>
           <w:rStyle w:val="VerbatimChar"/>
         </w:rPr>
-        <w:t xml:space="preserve">&lt;bytecode: 0xa311e3540&gt;</w:t>
+        <w:t xml:space="preserve">&lt;bytecode: 0xc25163540&gt;</w:t>
       </w:r>
       <w:r>
         <w:br/>

--- a/docs/homeworks/ancova_homework/ancova_homework.docx
+++ b/docs/homeworks/ancova_homework/ancova_homework.docx
@@ -1102,7 +1102,7 @@
         <w:rPr>
           <w:rStyle w:val="VerbatimChar"/>
         </w:rPr>
-        <w:t xml:space="preserve">&lt;bytecode: 0xc25163540&gt;</w:t>
+        <w:t xml:space="preserve">&lt;bytecode: 0x724082548&gt;</w:t>
       </w:r>
       <w:r>
         <w:br/>

--- a/docs/homeworks/ancova_homework/ancova_homework.docx
+++ b/docs/homeworks/ancova_homework/ancova_homework.docx
@@ -1102,7 +1102,7 @@
         <w:rPr>
           <w:rStyle w:val="VerbatimChar"/>
         </w:rPr>
-        <w:t xml:space="preserve">&lt;bytecode: 0x724082548&gt;</w:t>
+        <w:t xml:space="preserve">&lt;bytecode: 0xc12c1e548&gt;</w:t>
       </w:r>
       <w:r>
         <w:br/>

--- a/docs/homeworks/ancova_homework/ancova_homework.docx
+++ b/docs/homeworks/ancova_homework/ancova_homework.docx
@@ -1102,7 +1102,7 @@
         <w:rPr>
           <w:rStyle w:val="VerbatimChar"/>
         </w:rPr>
-        <w:t xml:space="preserve">&lt;bytecode: 0xc12c1e548&gt;</w:t>
+        <w:t xml:space="preserve">&lt;bytecode: 0x709da3620&gt;</w:t>
       </w:r>
       <w:r>
         <w:br/>

--- a/docs/homeworks/ancova_homework/ancova_homework.docx
+++ b/docs/homeworks/ancova_homework/ancova_homework.docx
@@ -1102,7 +1102,7 @@
         <w:rPr>
           <w:rStyle w:val="VerbatimChar"/>
         </w:rPr>
-        <w:t xml:space="preserve">&lt;bytecode: 0x709da3620&gt;</w:t>
+        <w:t xml:space="preserve">&lt;bytecode: 0xc2be03620&gt;</w:t>
       </w:r>
       <w:r>
         <w:br/>

--- a/docs/homeworks/ancova_homework/ancova_homework.docx
+++ b/docs/homeworks/ancova_homework/ancova_homework.docx
@@ -1102,7 +1102,7 @@
         <w:rPr>
           <w:rStyle w:val="VerbatimChar"/>
         </w:rPr>
-        <w:t xml:space="preserve">&lt;bytecode: 0xc2be03620&gt;</w:t>
+        <w:t xml:space="preserve">&lt;bytecode: 0x781c3734d0&gt;</w:t>
       </w:r>
       <w:r>
         <w:br/>

--- a/docs/homeworks/ancova_homework/ancova_homework.docx
+++ b/docs/homeworks/ancova_homework/ancova_homework.docx
@@ -1102,7 +1102,7 @@
         <w:rPr>
           <w:rStyle w:val="VerbatimChar"/>
         </w:rPr>
-        <w:t xml:space="preserve">&lt;bytecode: 0x781c3734d0&gt;</w:t>
+        <w:t xml:space="preserve">&lt;bytecode: 0x77e034d620&gt;</w:t>
       </w:r>
       <w:r>
         <w:br/>

--- a/docs/homeworks/ancova_homework/ancova_homework.docx
+++ b/docs/homeworks/ancova_homework/ancova_homework.docx
@@ -1102,7 +1102,7 @@
         <w:rPr>
           <w:rStyle w:val="VerbatimChar"/>
         </w:rPr>
-        <w:t xml:space="preserve">&lt;bytecode: 0x77e034d620&gt;</w:t>
+        <w:t xml:space="preserve">&lt;bytecode: 0x7a6bdcd620&gt;</w:t>
       </w:r>
       <w:r>
         <w:br/>

--- a/docs/homeworks/ancova_homework/ancova_homework.docx
+++ b/docs/homeworks/ancova_homework/ancova_homework.docx
@@ -1102,7 +1102,7 @@
         <w:rPr>
           <w:rStyle w:val="VerbatimChar"/>
         </w:rPr>
-        <w:t xml:space="preserve">&lt;bytecode: 0x7a6bdcd620&gt;</w:t>
+        <w:t xml:space="preserve">&lt;bytecode: 0x7bbe268238&gt;</w:t>
       </w:r>
       <w:r>
         <w:br/>
@@ -1609,7 +1609,7 @@
     <w:bookmarkEnd w:id="36"/>
     <w:sectPr>
       <w:pgSz w:h="15840" w:w="12240"/>
-      <w:pgMar w:bottom="1440" w:footer="720" w:gutter="0" w:header="720" w:left="1440" w:right="1440" w:top="1440"/>
+      <w:pgMar w:bottom="720" w:footer="360" w:gutter="0" w:header="360" w:left="1008" w:right="720" w:top="720"/>
       <w:cols w:space="720"/>
       <w:docGrid w:linePitch="360"/>
     </w:sectPr>
@@ -2024,7 +2024,11 @@
         <w14:ligatures w14:val="standardContextual"/>
       </w:rPr>
     </w:rPrDefault>
-    <w:pPrDefault/>
+    <w:pPrDefault>
+      <w:pPr>
+        <w:spacing w:before="0"/>
+      </w:pPr>
+    </w:pPrDefault>
   </w:docDefaults>
   <w:latentStyles w:count="376" w:defLockedState="0" w:defQFormat="0" w:defSemiHidden="0" w:defUIPriority="99" w:defUnhideWhenUsed="0">
     <w:lsdException w:name="Normal" w:qFormat="1" w:uiPriority="0"/>
@@ -2419,7 +2423,7 @@
     <w:pPr>
       <w:keepNext/>
       <w:keepLines/>
-      <w:spacing w:after="80" w:before="360"/>
+      <w:spacing w:after="80" w:before="120"/>
       <w:outlineLvl w:val="0"/>
     </w:pPr>
     <w:rPr>
@@ -2443,7 +2447,7 @@
     <w:pPr>
       <w:keepNext/>
       <w:keepLines/>
-      <w:spacing w:after="80" w:before="160"/>
+      <w:spacing w:after="80" w:before="100"/>
       <w:outlineLvl w:val="1"/>
     </w:pPr>
     <w:rPr>
@@ -2464,7 +2468,7 @@
     <w:pPr>
       <w:keepNext/>
       <w:keepLines/>
-      <w:spacing w:after="80" w:before="160"/>
+      <w:spacing w:after="80" w:before="80"/>
       <w:outlineLvl w:val="2"/>
     </w:pPr>
     <w:rPr>
@@ -2509,7 +2513,7 @@
     <w:pPr>
       <w:keepNext/>
       <w:keepLines/>
-      <w:spacing w:after="40" w:before="80"/>
+      <w:spacing w:after="40" w:before="60"/>
       <w:outlineLvl w:val="4"/>
     </w:pPr>
     <w:rPr>
@@ -2530,7 +2534,7 @@
     <w:pPr>
       <w:keepNext/>
       <w:keepLines/>
-      <w:spacing w:before="40"/>
+      <w:spacing w:before="60"/>
       <w:outlineLvl w:val="5"/>
     </w:pPr>
     <w:rPr>
@@ -2552,7 +2556,7 @@
     <w:pPr>
       <w:keepNext/>
       <w:keepLines/>
-      <w:spacing w:before="40"/>
+      <w:spacing w:before="60"/>
       <w:outlineLvl w:val="6"/>
     </w:pPr>
     <w:rPr>
@@ -2571,6 +2575,7 @@
     <w:qFormat/>
     <w:rsid w:val="00846576"/>
     <w:pPr>
+      <w:spacing w:before="60"/>
       <w:keepNext/>
       <w:keepLines/>
       <w:outlineLvl w:val="7"/>
@@ -2592,6 +2597,7 @@
     <w:qFormat/>
     <w:rsid w:val="00846576"/>
     <w:pPr>
+      <w:spacing w:before="60"/>
       <w:keepNext/>
       <w:keepLines/>
       <w:outlineLvl w:val="8"/>
@@ -2754,7 +2760,7 @@
     <w:qFormat/>
     <w:rsid w:val="00AF5CF1"/>
     <w:pPr>
-      <w:spacing w:after="80"/>
+      <w:spacing w:after="80" w:before="0"/>
       <w:contextualSpacing/>
     </w:pPr>
     <w:rPr>
@@ -2791,7 +2797,7 @@
       <w:numPr>
         <w:ilvl w:val="1"/>
       </w:numPr>
-      <w:spacing w:after="160"/>
+      <w:spacing w:after="160" w:before="0"/>
     </w:pPr>
     <w:rPr>
       <w:rFonts w:asciiTheme="minorHAnsi" w:cstheme="majorBidi" w:eastAsiaTheme="majorEastAsia" w:hAnsiTheme="minorHAnsi"/>
@@ -2824,7 +2830,7 @@
     <w:qFormat/>
     <w:rsid w:val="00AF5CF1"/>
     <w:pPr>
-      <w:spacing w:after="160" w:before="160"/>
+      <w:spacing w:after="160" w:before="0"/>
       <w:jc w:val="center"/>
     </w:pPr>
     <w:rPr>
@@ -2852,6 +2858,7 @@
     <w:qFormat/>
     <w:rsid w:val="00AF5CF1"/>
     <w:pPr>
+      <w:spacing w:before="0"/>
       <w:ind w:left="720"/>
       <w:contextualSpacing/>
     </w:pPr>
@@ -2881,7 +2888,7 @@
         <w:top w:color="0F4761" w:space="10" w:sz="4" w:themeColor="accent1" w:themeShade="BF" w:val="single"/>
         <w:bottom w:color="0F4761" w:space="10" w:sz="4" w:themeColor="accent1" w:themeShade="BF" w:val="single"/>
       </w:pBdr>
-      <w:spacing w:after="360" w:before="360"/>
+      <w:spacing w:after="360" w:before="0"/>
       <w:ind w:left="864" w:right="864"/>
       <w:jc w:val="center"/>
     </w:pPr>
@@ -2943,7 +2950,7 @@
         <w:right w:color="FF0000" w:space="4" w:sz="8" w:val="single"/>
       </w:pBdr>
       <w:shd w:color="auto" w:fill="FBFBFB" w:val="clear"/>
-      <w:spacing w:after="120" w:before="120"/>
+      <w:spacing w:after="60" w:before="0"/>
       <w:ind w:left="432" w:right="432"/>
     </w:pPr>
     <w:rPr>
@@ -2964,7 +2971,7 @@
         <w:right w:color="BFBFBF" w:space="4" w:sz="6" w:val="single"/>
       </w:pBdr>
       <w:shd w:color="auto" w:fill="FBFBFB" w:val="clear"/>
-      <w:spacing w:after="240" w:before="240"/>
+      <w:spacing w:after="60" w:before="0"/>
       <w:ind w:left="432" w:right="432"/>
     </w:pPr>
     <w:rPr>
@@ -2985,7 +2992,7 @@
         <w:right w:color="BFBFBF" w:space="4" w:sz="6" w:val="single"/>
       </w:pBdr>
       <w:shd w:color="auto" w:fill="FBFBFB" w:val="clear"/>
-      <w:spacing w:after="240" w:before="240"/>
+      <w:spacing w:after="60" w:before="0"/>
       <w:ind w:left="432" w:right="432"/>
     </w:pPr>
     <w:rPr>
@@ -3031,7 +3038,7 @@
     <w:unhideWhenUsed/>
     <w:rsid w:val="00322D32"/>
     <w:pPr>
-      <w:spacing w:after="100"/>
+      <w:spacing w:after="100" w:before="0"/>
     </w:pPr>
   </w:style>
   <w:style w:type="character" w:customStyle="1" w:styleId="KeywordTok">

--- a/docs/homeworks/ancova_homework/ancova_homework.docx
+++ b/docs/homeworks/ancova_homework/ancova_homework.docx
@@ -1102,7 +1102,7 @@
         <w:rPr>
           <w:rStyle w:val="VerbatimChar"/>
         </w:rPr>
-        <w:t xml:space="preserve">&lt;bytecode: 0x7bbe268238&gt;</w:t>
+        <w:t xml:space="preserve">&lt;bytecode: 0x797033e238&gt;</w:t>
       </w:r>
       <w:r>
         <w:br/>

--- a/docs/homeworks/ancova_homework/ancova_homework.docx
+++ b/docs/homeworks/ancova_homework/ancova_homework.docx
@@ -1102,7 +1102,7 @@
         <w:rPr>
           <w:rStyle w:val="VerbatimChar"/>
         </w:rPr>
-        <w:t xml:space="preserve">&lt;bytecode: 0x797033e238&gt;</w:t>
+        <w:t xml:space="preserve">&lt;bytecode: 0x77c4e7e238&gt;</w:t>
       </w:r>
       <w:r>
         <w:br/>

--- a/docs/homeworks/ancova_homework/ancova_homework.docx
+++ b/docs/homeworks/ancova_homework/ancova_homework.docx
@@ -1102,7 +1102,7 @@
         <w:rPr>
           <w:rStyle w:val="VerbatimChar"/>
         </w:rPr>
-        <w:t xml:space="preserve">&lt;bytecode: 0x77c4e7e238&gt;</w:t>
+        <w:t xml:space="preserve">&lt;bytecode: 0x7950fde238&gt;</w:t>
       </w:r>
       <w:r>
         <w:br/>

--- a/docs/homeworks/ancova_homework/ancova_homework.docx
+++ b/docs/homeworks/ancova_homework/ancova_homework.docx
@@ -1102,7 +1102,7 @@
         <w:rPr>
           <w:rStyle w:val="VerbatimChar"/>
         </w:rPr>
-        <w:t xml:space="preserve">&lt;bytecode: 0x7950fde238&gt;</w:t>
+        <w:t xml:space="preserve">&lt;bytecode: 0x7cd4fde510&gt;</w:t>
       </w:r>
       <w:r>
         <w:br/>
@@ -2026,7 +2026,7 @@
     </w:rPrDefault>
     <w:pPrDefault>
       <w:pPr>
-        <w:spacing w:before="0"/>
+        <w:spacing w:after="0" w:before="0" w:line="240" w:lineRule="auto"/>
       </w:pPr>
     </w:pPrDefault>
   </w:docDefaults>

--- a/docs/homeworks/ancova_homework/ancova_homework.docx
+++ b/docs/homeworks/ancova_homework/ancova_homework.docx
@@ -1341,7 +1341,7 @@
         <w:rPr>
           <w:rStyle w:val="VerbatimChar"/>
         </w:rPr>
-        <w:t xml:space="preserve">&lt;bytecode: 0x7ad0d8cd28&gt;</w:t>
+        <w:t xml:space="preserve">&lt;bytecode: 0x74e43ecd28&gt;</w:t>
       </w:r>
       <w:r>
         <w:br/>

--- a/docs/homeworks/ancova_homework/ancova_homework.docx
+++ b/docs/homeworks/ancova_homework/ancova_homework.docx
@@ -1341,7 +1341,7 @@
         <w:rPr>
           <w:rStyle w:val="VerbatimChar"/>
         </w:rPr>
-        <w:t xml:space="preserve">&lt;bytecode: 0x74e43ecd28&gt;</w:t>
+        <w:t xml:space="preserve">&lt;bytecode: 0x76f2e72c80&gt;</w:t>
       </w:r>
       <w:r>
         <w:br/>

--- a/docs/homeworks/ancova_homework/ancova_homework.docx
+++ b/docs/homeworks/ancova_homework/ancova_homework.docx
@@ -1341,7 +1341,7 @@
         <w:rPr>
           <w:rStyle w:val="VerbatimChar"/>
         </w:rPr>
-        <w:t xml:space="preserve">&lt;bytecode: 0x76f2e72c80&gt;</w:t>
+        <w:t xml:space="preserve">&lt;bytecode: 0x7854e7cc80&gt;</w:t>
       </w:r>
       <w:r>
         <w:br/>

--- a/docs/homeworks/ancova_homework/ancova_homework.docx
+++ b/docs/homeworks/ancova_homework/ancova_homework.docx
@@ -1341,7 +1341,7 @@
         <w:rPr>
           <w:rStyle w:val="VerbatimChar"/>
         </w:rPr>
-        <w:t xml:space="preserve">&lt;bytecode: 0x7854e7cc80&gt;</w:t>
+        <w:t xml:space="preserve">&lt;bytecode: 0x77d23fccf0&gt;</w:t>
       </w:r>
       <w:r>
         <w:br/>

--- a/docs/homeworks/ancova_homework/ancova_homework.docx
+++ b/docs/homeworks/ancova_homework/ancova_homework.docx
@@ -1341,7 +1341,7 @@
         <w:rPr>
           <w:rStyle w:val="VerbatimChar"/>
         </w:rPr>
-        <w:t xml:space="preserve">&lt;bytecode: 0x77d23fccf0&gt;</w:t>
+        <w:t xml:space="preserve">&lt;bytecode: 0x759b358bd8&gt;</w:t>
       </w:r>
       <w:r>
         <w:br/>
